--- a/stone/Supporto Presidia/02_Supporto/02_Template/14_ Schede prodotti chimici /disinfettante per superfici .docx
+++ b/stone/Supporto Presidia/02_Supporto/02_Template/14_ Schede prodotti chimici /disinfettante per superfici .docx
@@ -1,6 +1,6 @@
 
 <file path=word/document.xml><?xml version="1.0" encoding="utf-8"?>
-<w:document xmlns:wpc="http://schemas.microsoft.com/office/word/2010/wordprocessingCanvas" xmlns:cx="http://schemas.microsoft.com/office/drawing/2014/chartex" xmlns:cx1="http://schemas.microsoft.com/office/drawing/2015/9/8/chartex" xmlns:cx2="http://schemas.microsoft.com/office/drawing/2015/10/21/chartex" xmlns:cx3="http://schemas.microsoft.com/office/drawing/2016/5/9/chartex" xmlns:cx4="http://schemas.microsoft.com/office/drawing/2016/5/10/chartex" xmlns:cx5="http://schemas.microsoft.com/office/drawing/2016/5/11/chartex" xmlns:cx6="http://schemas.microsoft.com/office/drawing/2016/5/12/chartex" xmlns:cx7="http://schemas.microsoft.com/office/drawing/2016/5/13/chartex" xmlns:cx8="http://schemas.microsoft.com/office/drawing/2016/5/14/chartex" xmlns:mc="http://schemas.openxmlformats.org/markup-compatibility/2006" xmlns:aink="http://schemas.microsoft.com/office/drawing/2016/ink" xmlns:am3d="http://schemas.microsoft.com/office/drawing/2017/model3d" xmlns:o="urn:schemas-microsoft-com:office:office" xmlns:oel="http://schemas.microsoft.com/office/2019/extlst" xmlns:r="http://schemas.openxmlformats.org/officeDocument/2006/relationships" xmlns:m="http://schemas.openxmlformats.org/officeDocument/2006/math" xmlns:v="urn:schemas-microsoft-com:vml" xmlns:wp14="http://schemas.microsoft.com/office/word/2010/wordprocessingDrawing" xmlns:wp="http://schemas.openxmlformats.org/drawingml/2006/wordprocessingDrawing" xmlns:w10="urn:schemas-microsoft-com:office:word" xmlns:w="http://schemas.openxmlformats.org/wordprocessingml/2006/main" xmlns:w14="http://schemas.microsoft.com/office/word/2010/wordml" xmlns:w15="http://schemas.microsoft.com/office/word/2012/wordml" xmlns:w16cex="http://schemas.microsoft.com/office/word/2018/wordml/cex" xmlns:w16cid="http://schemas.microsoft.com/office/word/2016/wordml/cid" xmlns:w16="http://schemas.microsoft.com/office/word/2018/wordml" xmlns:w16du="http://schemas.microsoft.com/office/word/2023/wordml/word16du" xmlns:w16sdtdh="http://schemas.microsoft.com/office/word/2020/wordml/sdtdatahash" xmlns:w16se="http://schemas.microsoft.com/office/word/2015/wordml/symex" xmlns:wpg="http://schemas.microsoft.com/office/word/2010/wordprocessingGroup" xmlns:wpi="http://schemas.microsoft.com/office/word/2010/wordprocessingInk" xmlns:wne="http://schemas.microsoft.com/office/word/2006/wordml" xmlns:wps="http://schemas.microsoft.com/office/word/2010/wordprocessingShape" mc:Ignorable="w14 w15 w16se w16cid w16 w16cex w16sdtdh w16du wp14">
+<w:document xmlns:wpc="http://schemas.microsoft.com/office/word/2010/wordprocessingCanvas" xmlns:cx="http://schemas.microsoft.com/office/drawing/2014/chartex" xmlns:cx1="http://schemas.microsoft.com/office/drawing/2015/9/8/chartex" xmlns:cx2="http://schemas.microsoft.com/office/drawing/2015/10/21/chartex" xmlns:cx3="http://schemas.microsoft.com/office/drawing/2016/5/9/chartex" xmlns:cx4="http://schemas.microsoft.com/office/drawing/2016/5/10/chartex" xmlns:cx5="http://schemas.microsoft.com/office/drawing/2016/5/11/chartex" xmlns:cx6="http://schemas.microsoft.com/office/drawing/2016/5/12/chartex" xmlns:cx7="http://schemas.microsoft.com/office/drawing/2016/5/13/chartex" xmlns:cx8="http://schemas.microsoft.com/office/drawing/2016/5/14/chartex" xmlns:mc="http://schemas.openxmlformats.org/markup-compatibility/2006" xmlns:aink="http://schemas.microsoft.com/office/drawing/2016/ink" xmlns:am3d="http://schemas.microsoft.com/office/drawing/2017/model3d" xmlns:o="urn:schemas-microsoft-com:office:office" xmlns:oel="http://schemas.microsoft.com/office/2019/extlst" xmlns:r="http://schemas.openxmlformats.org/officeDocument/2006/relationships" xmlns:m="http://schemas.openxmlformats.org/officeDocument/2006/math" xmlns:v="urn:schemas-microsoft-com:vml" xmlns:wp14="http://schemas.microsoft.com/office/word/2010/wordprocessingDrawing" xmlns:wp="http://schemas.openxmlformats.org/drawingml/2006/wordprocessingDrawing" xmlns:w10="urn:schemas-microsoft-com:office:word" xmlns:w="http://schemas.openxmlformats.org/wordprocessingml/2006/main" xmlns:w14="http://schemas.microsoft.com/office/word/2010/wordml" xmlns:w15="http://schemas.microsoft.com/office/word/2012/wordml" xmlns:w16cex="http://schemas.microsoft.com/office/word/2018/wordml/cex" xmlns:w16cid="http://schemas.microsoft.com/office/word/2016/wordml/cid" xmlns:w16="http://schemas.microsoft.com/office/word/2018/wordml" xmlns:w16du="http://schemas.microsoft.com/office/word/2023/wordml/word16du" xmlns:w16sdtdh="http://schemas.microsoft.com/office/word/2020/wordml/sdtdatahash" xmlns:w16sdtfl="http://schemas.microsoft.com/office/word/2024/wordml/sdtformatlock" xmlns:w16se="http://schemas.microsoft.com/office/word/2015/wordml/symex" xmlns:wpg="http://schemas.microsoft.com/office/word/2010/wordprocessingGroup" xmlns:wpi="http://schemas.microsoft.com/office/word/2010/wordprocessingInk" xmlns:wne="http://schemas.microsoft.com/office/word/2006/wordml" xmlns:wps="http://schemas.microsoft.com/office/word/2010/wordprocessingShape" mc:Ignorable="w14 w15 w16se w16cid w16 w16cex w16sdtdh w16sdtfl w16du wp14">
   <w:body>
     <w:tbl>
       <w:tblPr>
@@ -46,7 +46,7 @@
         </w:trPr>
         <w:tc>
           <w:tcPr>
-            <w:tcW w:w="1384" w:type="dxa"/>
+            <w:tcW w:w="1378" w:type="dxa"/>
             <w:gridSpan w:val="3"/>
             <w:tcBorders>
               <w:bottom w:val="single" w:sz="4" w:space="0" w:color="auto"/>
@@ -73,7 +73,7 @@
         </w:tc>
         <w:tc>
           <w:tcPr>
-            <w:tcW w:w="994" w:type="dxa"/>
+            <w:tcW w:w="957" w:type="dxa"/>
             <w:gridSpan w:val="3"/>
             <w:tcBorders>
               <w:bottom w:val="single" w:sz="4" w:space="0" w:color="auto"/>
@@ -95,7 +95,7 @@
         </w:tc>
         <w:tc>
           <w:tcPr>
-            <w:tcW w:w="1526" w:type="dxa"/>
+            <w:tcW w:w="1513" w:type="dxa"/>
             <w:gridSpan w:val="4"/>
             <w:tcBorders>
               <w:bottom w:val="single" w:sz="4" w:space="0" w:color="auto"/>
@@ -124,7 +124,7 @@
         </w:tc>
         <w:tc>
           <w:tcPr>
-            <w:tcW w:w="5890" w:type="dxa"/>
+            <w:tcW w:w="5780" w:type="dxa"/>
             <w:gridSpan w:val="12"/>
             <w:tcBorders>
               <w:bottom w:val="single" w:sz="4" w:space="0" w:color="auto"/>
@@ -165,7 +165,7 @@
         </w:trPr>
         <w:tc>
           <w:tcPr>
-            <w:tcW w:w="9794" w:type="dxa"/>
+            <w:tcW w:w="9628" w:type="dxa"/>
             <w:gridSpan w:val="22"/>
             <w:tcBorders>
               <w:bottom w:val="nil"/>
@@ -189,7 +189,7 @@
         </w:tblPrEx>
         <w:tc>
           <w:tcPr>
-            <w:tcW w:w="390" w:type="dxa"/>
+            <w:tcW w:w="391" w:type="dxa"/>
             <w:tcBorders>
               <w:top w:val="single" w:sz="12" w:space="0" w:color="auto"/>
               <w:left w:val="single" w:sz="12" w:space="0" w:color="auto"/>
@@ -216,7 +216,7 @@
         </w:tc>
         <w:tc>
           <w:tcPr>
-            <w:tcW w:w="9404" w:type="dxa"/>
+            <w:tcW w:w="9237" w:type="dxa"/>
             <w:gridSpan w:val="21"/>
             <w:tcBorders>
               <w:top w:val="nil"/>
@@ -251,7 +251,7 @@
         </w:trPr>
         <w:tc>
           <w:tcPr>
-            <w:tcW w:w="9794" w:type="dxa"/>
+            <w:tcW w:w="9628" w:type="dxa"/>
             <w:gridSpan w:val="22"/>
             <w:tcBorders>
               <w:top w:val="nil"/>
@@ -275,7 +275,7 @@
         </w:tblPrEx>
         <w:tc>
           <w:tcPr>
-            <w:tcW w:w="2994" w:type="dxa"/>
+            <w:tcW w:w="2941" w:type="dxa"/>
             <w:gridSpan w:val="7"/>
             <w:tcBorders>
               <w:bottom w:val="single" w:sz="4" w:space="0" w:color="auto"/>
@@ -303,7 +303,7 @@
         </w:tc>
         <w:tc>
           <w:tcPr>
-            <w:tcW w:w="3540" w:type="dxa"/>
+            <w:tcW w:w="3473" w:type="dxa"/>
             <w:gridSpan w:val="9"/>
             <w:tcBorders>
               <w:bottom w:val="single" w:sz="4" w:space="0" w:color="auto"/>
@@ -331,7 +331,7 @@
         </w:tc>
         <w:tc>
           <w:tcPr>
-            <w:tcW w:w="3260" w:type="dxa"/>
+            <w:tcW w:w="3214" w:type="dxa"/>
             <w:gridSpan w:val="6"/>
             <w:tcBorders>
               <w:bottom w:val="single" w:sz="4" w:space="0" w:color="auto"/>
@@ -364,13 +364,12 @@
         </w:tblPrEx>
         <w:tc>
           <w:tcPr>
-            <w:tcW w:w="664" w:type="dxa"/>
+            <w:tcW w:w="665" w:type="dxa"/>
             <w:gridSpan w:val="2"/>
             <w:tcBorders>
               <w:bottom w:val="nil"/>
               <w:right w:val="nil"/>
             </w:tcBorders>
-            <w:shd w:val="clear" w:color="auto" w:fill="auto"/>
           </w:tcPr>
           <w:p>
             <w:pPr>
@@ -434,13 +433,12 @@
         </w:tc>
         <w:tc>
           <w:tcPr>
-            <w:tcW w:w="2330" w:type="dxa"/>
+            <w:tcW w:w="2276" w:type="dxa"/>
             <w:gridSpan w:val="5"/>
             <w:tcBorders>
               <w:left w:val="nil"/>
               <w:bottom w:val="nil"/>
             </w:tcBorders>
-            <w:shd w:val="clear" w:color="auto" w:fill="auto"/>
           </w:tcPr>
           <w:p>
             <w:pPr>
@@ -462,13 +460,12 @@
         </w:tc>
         <w:tc>
           <w:tcPr>
-            <w:tcW w:w="644" w:type="dxa"/>
+            <w:tcW w:w="641" w:type="dxa"/>
             <w:gridSpan w:val="2"/>
             <w:tcBorders>
               <w:bottom w:val="nil"/>
               <w:right w:val="nil"/>
             </w:tcBorders>
-            <w:shd w:val="clear" w:color="auto" w:fill="auto"/>
           </w:tcPr>
           <w:p>
             <w:pPr>
@@ -531,13 +528,12 @@
         </w:tc>
         <w:tc>
           <w:tcPr>
-            <w:tcW w:w="2896" w:type="dxa"/>
+            <w:tcW w:w="2832" w:type="dxa"/>
             <w:gridSpan w:val="7"/>
             <w:tcBorders>
               <w:left w:val="nil"/>
               <w:bottom w:val="nil"/>
             </w:tcBorders>
-            <w:shd w:val="clear" w:color="auto" w:fill="auto"/>
           </w:tcPr>
           <w:p>
             <w:pPr>
@@ -559,12 +555,11 @@
         </w:tc>
         <w:tc>
           <w:tcPr>
-            <w:tcW w:w="659" w:type="dxa"/>
+            <w:tcW w:w="648" w:type="dxa"/>
             <w:tcBorders>
               <w:bottom w:val="nil"/>
               <w:right w:val="nil"/>
             </w:tcBorders>
-            <w:shd w:val="clear" w:color="auto" w:fill="auto"/>
           </w:tcPr>
           <w:p>
             <w:pPr>
@@ -627,13 +622,12 @@
         </w:tc>
         <w:tc>
           <w:tcPr>
-            <w:tcW w:w="2601" w:type="dxa"/>
+            <w:tcW w:w="2566" w:type="dxa"/>
             <w:gridSpan w:val="5"/>
             <w:tcBorders>
               <w:left w:val="nil"/>
               <w:bottom w:val="nil"/>
             </w:tcBorders>
-            <w:shd w:val="clear" w:color="auto" w:fill="auto"/>
           </w:tcPr>
           <w:p>
             <w:pPr>
@@ -663,14 +657,13 @@
         </w:trPr>
         <w:tc>
           <w:tcPr>
-            <w:tcW w:w="664" w:type="dxa"/>
+            <w:tcW w:w="665" w:type="dxa"/>
             <w:gridSpan w:val="2"/>
             <w:tcBorders>
               <w:top w:val="nil"/>
               <w:bottom w:val="nil"/>
               <w:right w:val="nil"/>
             </w:tcBorders>
-            <w:shd w:val="clear" w:color="auto" w:fill="auto"/>
           </w:tcPr>
           <w:p>
             <w:pPr>
@@ -734,14 +727,13 @@
         </w:tc>
         <w:tc>
           <w:tcPr>
-            <w:tcW w:w="2330" w:type="dxa"/>
+            <w:tcW w:w="2276" w:type="dxa"/>
             <w:gridSpan w:val="5"/>
             <w:tcBorders>
               <w:top w:val="nil"/>
               <w:left w:val="nil"/>
               <w:bottom w:val="nil"/>
             </w:tcBorders>
-            <w:shd w:val="clear" w:color="auto" w:fill="auto"/>
           </w:tcPr>
           <w:p>
             <w:pPr>
@@ -763,14 +755,13 @@
         </w:tc>
         <w:tc>
           <w:tcPr>
-            <w:tcW w:w="644" w:type="dxa"/>
+            <w:tcW w:w="641" w:type="dxa"/>
             <w:gridSpan w:val="2"/>
             <w:tcBorders>
               <w:top w:val="nil"/>
               <w:bottom w:val="nil"/>
               <w:right w:val="nil"/>
             </w:tcBorders>
-            <w:shd w:val="clear" w:color="auto" w:fill="auto"/>
           </w:tcPr>
           <w:p>
             <w:pPr>
@@ -834,14 +825,13 @@
         </w:tc>
         <w:tc>
           <w:tcPr>
-            <w:tcW w:w="2896" w:type="dxa"/>
+            <w:tcW w:w="2832" w:type="dxa"/>
             <w:gridSpan w:val="7"/>
             <w:tcBorders>
               <w:top w:val="nil"/>
               <w:left w:val="nil"/>
               <w:bottom w:val="nil"/>
             </w:tcBorders>
-            <w:shd w:val="clear" w:color="auto" w:fill="auto"/>
           </w:tcPr>
           <w:p>
             <w:pPr>
@@ -863,13 +853,12 @@
         </w:tc>
         <w:tc>
           <w:tcPr>
-            <w:tcW w:w="659" w:type="dxa"/>
+            <w:tcW w:w="648" w:type="dxa"/>
             <w:tcBorders>
               <w:top w:val="nil"/>
               <w:bottom w:val="nil"/>
               <w:right w:val="nil"/>
             </w:tcBorders>
-            <w:shd w:val="clear" w:color="auto" w:fill="auto"/>
           </w:tcPr>
           <w:p>
             <w:pPr>
@@ -932,14 +921,13 @@
         </w:tc>
         <w:tc>
           <w:tcPr>
-            <w:tcW w:w="2601" w:type="dxa"/>
+            <w:tcW w:w="2566" w:type="dxa"/>
             <w:gridSpan w:val="5"/>
             <w:tcBorders>
               <w:top w:val="nil"/>
               <w:left w:val="nil"/>
               <w:bottom w:val="nil"/>
             </w:tcBorders>
-            <w:shd w:val="clear" w:color="auto" w:fill="auto"/>
           </w:tcPr>
           <w:p>
             <w:pPr>
@@ -966,13 +954,12 @@
         </w:tblPrEx>
         <w:tc>
           <w:tcPr>
-            <w:tcW w:w="664" w:type="dxa"/>
+            <w:tcW w:w="665" w:type="dxa"/>
             <w:gridSpan w:val="2"/>
             <w:tcBorders>
               <w:top w:val="nil"/>
               <w:right w:val="nil"/>
             </w:tcBorders>
-            <w:shd w:val="clear" w:color="auto" w:fill="auto"/>
           </w:tcPr>
           <w:p>
             <w:pPr>
@@ -1035,13 +1022,12 @@
         </w:tc>
         <w:tc>
           <w:tcPr>
-            <w:tcW w:w="2330" w:type="dxa"/>
+            <w:tcW w:w="2276" w:type="dxa"/>
             <w:gridSpan w:val="5"/>
             <w:tcBorders>
               <w:top w:val="nil"/>
               <w:left w:val="nil"/>
             </w:tcBorders>
-            <w:shd w:val="clear" w:color="auto" w:fill="auto"/>
           </w:tcPr>
           <w:p>
             <w:pPr>
@@ -1063,13 +1049,12 @@
         </w:tc>
         <w:tc>
           <w:tcPr>
-            <w:tcW w:w="644" w:type="dxa"/>
+            <w:tcW w:w="641" w:type="dxa"/>
             <w:gridSpan w:val="2"/>
             <w:tcBorders>
               <w:top w:val="nil"/>
               <w:right w:val="nil"/>
             </w:tcBorders>
-            <w:shd w:val="clear" w:color="auto" w:fill="auto"/>
           </w:tcPr>
           <w:p>
             <w:pPr>
@@ -1132,13 +1117,12 @@
         </w:tc>
         <w:tc>
           <w:tcPr>
-            <w:tcW w:w="2896" w:type="dxa"/>
+            <w:tcW w:w="2832" w:type="dxa"/>
             <w:gridSpan w:val="7"/>
             <w:tcBorders>
               <w:top w:val="nil"/>
               <w:left w:val="nil"/>
             </w:tcBorders>
-            <w:shd w:val="clear" w:color="auto" w:fill="auto"/>
           </w:tcPr>
           <w:p>
             <w:pPr>
@@ -1160,12 +1144,11 @@
         </w:tc>
         <w:tc>
           <w:tcPr>
-            <w:tcW w:w="659" w:type="dxa"/>
+            <w:tcW w:w="648" w:type="dxa"/>
             <w:tcBorders>
               <w:top w:val="nil"/>
               <w:right w:val="nil"/>
             </w:tcBorders>
-            <w:shd w:val="clear" w:color="auto" w:fill="auto"/>
           </w:tcPr>
           <w:p>
             <w:pPr>
@@ -1228,13 +1211,12 @@
         </w:tc>
         <w:tc>
           <w:tcPr>
-            <w:tcW w:w="2601" w:type="dxa"/>
+            <w:tcW w:w="2566" w:type="dxa"/>
             <w:gridSpan w:val="5"/>
             <w:tcBorders>
               <w:top w:val="nil"/>
               <w:left w:val="nil"/>
             </w:tcBorders>
-            <w:shd w:val="clear" w:color="auto" w:fill="auto"/>
           </w:tcPr>
           <w:p>
             <w:pPr>
@@ -1264,9 +1246,8 @@
         </w:trPr>
         <w:tc>
           <w:tcPr>
-            <w:tcW w:w="9794" w:type="dxa"/>
+            <w:tcW w:w="9628" w:type="dxa"/>
             <w:gridSpan w:val="22"/>
-            <w:shd w:val="clear" w:color="auto" w:fill="auto"/>
           </w:tcPr>
           <w:p>
             <w:pPr>
@@ -1288,7 +1269,7 @@
         </w:trPr>
         <w:tc>
           <w:tcPr>
-            <w:tcW w:w="6534" w:type="dxa"/>
+            <w:tcW w:w="6414" w:type="dxa"/>
             <w:gridSpan w:val="16"/>
             <w:vAlign w:val="center"/>
           </w:tcPr>
@@ -1314,7 +1295,7 @@
         </w:tc>
         <w:tc>
           <w:tcPr>
-            <w:tcW w:w="3260" w:type="dxa"/>
+            <w:tcW w:w="3214" w:type="dxa"/>
             <w:gridSpan w:val="6"/>
             <w:vAlign w:val="center"/>
           </w:tcPr>
@@ -1327,15 +1308,6 @@
                 <w:szCs w:val="20"/>
               </w:rPr>
             </w:pPr>
-            <w:r>
-              <w:rPr>
-                <w:rFonts w:ascii="Aptos" w:hAnsi="Aptos"/>
-                <w:b/>
-                <w:sz w:val="20"/>
-                <w:szCs w:val="20"/>
-              </w:rPr>
-              <w:t>TLV – IBE</w:t>
-            </w:r>
           </w:p>
         </w:tc>
       </w:tr>
@@ -1348,7 +1320,7 @@
         </w:trPr>
         <w:tc>
           <w:tcPr>
-            <w:tcW w:w="6534" w:type="dxa"/>
+            <w:tcW w:w="6414" w:type="dxa"/>
             <w:gridSpan w:val="16"/>
             <w:vAlign w:val="center"/>
           </w:tcPr>
@@ -1366,80 +1338,13 @@
                 <w:sz w:val="16"/>
                 <w:szCs w:val="16"/>
               </w:rPr>
-              <w:fldChar w:fldCharType="begin">
-                <w:ffData>
-                  <w:name w:val=""/>
-                  <w:enabled/>
-                  <w:calcOnExit w:val="0"/>
-                  <w:checkBox>
-                    <w:sizeAuto/>
-                    <w:default w:val="1"/>
-                  </w:checkBox>
-                </w:ffData>
-              </w:fldChar>
-            </w:r>
-            <w:r>
-              <w:rPr>
-                <w:rFonts w:ascii="Aptos" w:hAnsi="Aptos"/>
-                <w:sz w:val="16"/>
-                <w:szCs w:val="16"/>
-              </w:rPr>
-              <w:instrText xml:space="preserve"> FORMCHECKBOX </w:instrText>
-            </w:r>
-            <w:r>
-              <w:rPr>
-                <w:rFonts w:ascii="Aptos" w:hAnsi="Aptos"/>
-                <w:sz w:val="16"/>
-                <w:szCs w:val="16"/>
-              </w:rPr>
-            </w:r>
-            <w:r>
-              <w:rPr>
-                <w:rFonts w:ascii="Aptos" w:hAnsi="Aptos"/>
-                <w:sz w:val="16"/>
-                <w:szCs w:val="16"/>
-              </w:rPr>
-              <w:fldChar w:fldCharType="separate"/>
-            </w:r>
-            <w:r>
-              <w:rPr>
-                <w:rFonts w:ascii="Aptos" w:hAnsi="Aptos"/>
-                <w:sz w:val="16"/>
-                <w:szCs w:val="16"/>
-              </w:rPr>
-              <w:fldChar w:fldCharType="end"/>
-            </w:r>
-            <w:r>
-              <w:rPr>
-                <w:rFonts w:ascii="Aptos" w:hAnsi="Aptos"/>
-                <w:sz w:val="16"/>
-                <w:szCs w:val="16"/>
-              </w:rPr>
-              <w:t xml:space="preserve"> </w:t>
-            </w:r>
-            <w:proofErr w:type="spellStart"/>
-            <w:r>
-              <w:rPr>
-                <w:rFonts w:ascii="Aptos" w:hAnsi="Aptos"/>
-                <w:sz w:val="16"/>
-                <w:szCs w:val="16"/>
-              </w:rPr>
-              <w:t>Alchildimetilbenzilammonio</w:t>
-            </w:r>
-            <w:proofErr w:type="spellEnd"/>
-            <w:r>
-              <w:rPr>
-                <w:rFonts w:ascii="Aptos" w:hAnsi="Aptos"/>
-                <w:sz w:val="16"/>
-                <w:szCs w:val="16"/>
-              </w:rPr>
-              <w:t xml:space="preserve"> cloruro 1-3%</w:t>
-            </w:r>
-          </w:p>
-        </w:tc>
-        <w:tc>
-          <w:tcPr>
-            <w:tcW w:w="3260" w:type="dxa"/>
+              <w:t>Vedi SDS</w:t>
+            </w:r>
+          </w:p>
+        </w:tc>
+        <w:tc>
+          <w:tcPr>
+            <w:tcW w:w="3214" w:type="dxa"/>
             <w:gridSpan w:val="6"/>
             <w:vAlign w:val="center"/>
           </w:tcPr>
@@ -1451,24 +1356,6 @@
                 <w:szCs w:val="16"/>
               </w:rPr>
             </w:pPr>
-            <w:r>
-              <w:rPr>
-                <w:rFonts w:ascii="Aptos" w:hAnsi="Aptos"/>
-                <w:sz w:val="16"/>
-                <w:szCs w:val="16"/>
-              </w:rPr>
-              <w:t xml:space="preserve">DNEL: 3,4 mg/kg </w:t>
-            </w:r>
-            <w:proofErr w:type="spellStart"/>
-            <w:r>
-              <w:rPr>
-                <w:rFonts w:ascii="Aptos" w:hAnsi="Aptos"/>
-                <w:sz w:val="16"/>
-                <w:szCs w:val="16"/>
-              </w:rPr>
-              <w:t>bw</w:t>
-            </w:r>
-            <w:proofErr w:type="spellEnd"/>
           </w:p>
         </w:tc>
       </w:tr>
@@ -1481,7 +1368,7 @@
         </w:trPr>
         <w:tc>
           <w:tcPr>
-            <w:tcW w:w="6534" w:type="dxa"/>
+            <w:tcW w:w="6414" w:type="dxa"/>
             <w:gridSpan w:val="16"/>
             <w:vAlign w:val="center"/>
           </w:tcPr>
@@ -1493,86 +1380,11 @@
                 <w:szCs w:val="16"/>
               </w:rPr>
             </w:pPr>
-            <w:r>
-              <w:rPr>
-                <w:rFonts w:ascii="Aptos" w:hAnsi="Aptos"/>
-                <w:sz w:val="16"/>
-                <w:szCs w:val="16"/>
-              </w:rPr>
-              <w:fldChar w:fldCharType="begin">
-                <w:ffData>
-                  <w:name w:val=""/>
-                  <w:enabled/>
-                  <w:calcOnExit w:val="0"/>
-                  <w:checkBox>
-                    <w:sizeAuto/>
-                    <w:default w:val="1"/>
-                  </w:checkBox>
-                </w:ffData>
-              </w:fldChar>
-            </w:r>
-            <w:r>
-              <w:rPr>
-                <w:rFonts w:ascii="Aptos" w:hAnsi="Aptos"/>
-                <w:sz w:val="16"/>
-                <w:szCs w:val="16"/>
-              </w:rPr>
-              <w:instrText xml:space="preserve"> FORMCHECKBOX </w:instrText>
-            </w:r>
-            <w:r>
-              <w:rPr>
-                <w:rFonts w:ascii="Aptos" w:hAnsi="Aptos"/>
-                <w:sz w:val="16"/>
-                <w:szCs w:val="16"/>
-              </w:rPr>
-            </w:r>
-            <w:r>
-              <w:rPr>
-                <w:rFonts w:ascii="Aptos" w:hAnsi="Aptos"/>
-                <w:sz w:val="16"/>
-                <w:szCs w:val="16"/>
-              </w:rPr>
-              <w:fldChar w:fldCharType="separate"/>
-            </w:r>
-            <w:r>
-              <w:rPr>
-                <w:rFonts w:ascii="Aptos" w:hAnsi="Aptos"/>
-                <w:sz w:val="16"/>
-                <w:szCs w:val="16"/>
-              </w:rPr>
-              <w:fldChar w:fldCharType="end"/>
-            </w:r>
-            <w:r>
-              <w:rPr>
-                <w:rFonts w:ascii="Aptos" w:hAnsi="Aptos"/>
-                <w:sz w:val="16"/>
-                <w:szCs w:val="16"/>
-              </w:rPr>
-              <w:t xml:space="preserve"> </w:t>
-            </w:r>
-            <w:proofErr w:type="spellStart"/>
-            <w:r>
-              <w:rPr>
-                <w:rFonts w:ascii="Aptos" w:hAnsi="Aptos"/>
-                <w:sz w:val="16"/>
-                <w:szCs w:val="16"/>
-              </w:rPr>
-              <w:t>Alchil</w:t>
-            </w:r>
-            <w:proofErr w:type="spellEnd"/>
-            <w:r>
-              <w:rPr>
-                <w:rFonts w:ascii="Aptos" w:hAnsi="Aptos"/>
-                <w:sz w:val="16"/>
-                <w:szCs w:val="16"/>
-              </w:rPr>
-              <w:t xml:space="preserve"> alcol etossilato 1-3%</w:t>
-            </w:r>
-          </w:p>
-        </w:tc>
-        <w:tc>
-          <w:tcPr>
-            <w:tcW w:w="3260" w:type="dxa"/>
+          </w:p>
+        </w:tc>
+        <w:tc>
+          <w:tcPr>
+            <w:tcW w:w="3214" w:type="dxa"/>
             <w:gridSpan w:val="6"/>
             <w:vAlign w:val="center"/>
           </w:tcPr>
@@ -1596,7 +1408,7 @@
         </w:trPr>
         <w:tc>
           <w:tcPr>
-            <w:tcW w:w="9794" w:type="dxa"/>
+            <w:tcW w:w="9628" w:type="dxa"/>
             <w:gridSpan w:val="22"/>
             <w:tcBorders>
               <w:bottom w:val="nil"/>
@@ -1623,7 +1435,7 @@
         </w:trPr>
         <w:tc>
           <w:tcPr>
-            <w:tcW w:w="2378" w:type="dxa"/>
+            <w:tcW w:w="2335" w:type="dxa"/>
             <w:gridSpan w:val="6"/>
             <w:vAlign w:val="center"/>
           </w:tcPr>
@@ -1647,7 +1459,7 @@
         </w:tc>
         <w:tc>
           <w:tcPr>
-            <w:tcW w:w="7416" w:type="dxa"/>
+            <w:tcW w:w="7293" w:type="dxa"/>
             <w:gridSpan w:val="16"/>
             <w:vAlign w:val="center"/>
           </w:tcPr>
@@ -1715,7 +1527,7 @@
         </w:trPr>
         <w:tc>
           <w:tcPr>
-            <w:tcW w:w="2378" w:type="dxa"/>
+            <w:tcW w:w="2335" w:type="dxa"/>
             <w:gridSpan w:val="6"/>
             <w:vAlign w:val="center"/>
           </w:tcPr>
@@ -1739,7 +1551,7 @@
         </w:tc>
         <w:tc>
           <w:tcPr>
-            <w:tcW w:w="2472" w:type="dxa"/>
+            <w:tcW w:w="2441" w:type="dxa"/>
             <w:gridSpan w:val="6"/>
             <w:vAlign w:val="center"/>
           </w:tcPr>
@@ -1763,7 +1575,7 @@
         </w:tc>
         <w:tc>
           <w:tcPr>
-            <w:tcW w:w="2472" w:type="dxa"/>
+            <w:tcW w:w="2409" w:type="dxa"/>
             <w:gridSpan w:val="6"/>
             <w:vAlign w:val="center"/>
           </w:tcPr>
@@ -1787,7 +1599,7 @@
         </w:tc>
         <w:tc>
           <w:tcPr>
-            <w:tcW w:w="2472" w:type="dxa"/>
+            <w:tcW w:w="2443" w:type="dxa"/>
             <w:gridSpan w:val="4"/>
             <w:vAlign w:val="center"/>
           </w:tcPr>
@@ -1819,7 +1631,7 @@
         </w:trPr>
         <w:tc>
           <w:tcPr>
-            <w:tcW w:w="2378" w:type="dxa"/>
+            <w:tcW w:w="2335" w:type="dxa"/>
             <w:gridSpan w:val="6"/>
             <w:tcBorders>
               <w:bottom w:val="single" w:sz="4" w:space="0" w:color="auto"/>
@@ -1846,7 +1658,7 @@
         </w:tc>
         <w:tc>
           <w:tcPr>
-            <w:tcW w:w="3903" w:type="dxa"/>
+            <w:tcW w:w="3831" w:type="dxa"/>
             <w:gridSpan w:val="9"/>
             <w:tcBorders>
               <w:bottom w:val="single" w:sz="4" w:space="0" w:color="auto"/>
@@ -1994,7 +1806,7 @@
         </w:tc>
         <w:tc>
           <w:tcPr>
-            <w:tcW w:w="3513" w:type="dxa"/>
+            <w:tcW w:w="3462" w:type="dxa"/>
             <w:gridSpan w:val="7"/>
             <w:tcBorders>
               <w:bottom w:val="single" w:sz="4" w:space="0" w:color="auto"/>
@@ -2219,7 +2031,7 @@
         </w:trPr>
         <w:tc>
           <w:tcPr>
-            <w:tcW w:w="9794" w:type="dxa"/>
+            <w:tcW w:w="9628" w:type="dxa"/>
             <w:gridSpan w:val="22"/>
             <w:tcBorders>
               <w:bottom w:val="nil"/>
@@ -2243,7 +2055,7 @@
         </w:tblPrEx>
         <w:tc>
           <w:tcPr>
-            <w:tcW w:w="390" w:type="dxa"/>
+            <w:tcW w:w="391" w:type="dxa"/>
             <w:tcBorders>
               <w:top w:val="single" w:sz="12" w:space="0" w:color="auto"/>
               <w:left w:val="single" w:sz="12" w:space="0" w:color="auto"/>
@@ -2270,7 +2082,7 @@
         </w:tc>
         <w:tc>
           <w:tcPr>
-            <w:tcW w:w="9404" w:type="dxa"/>
+            <w:tcW w:w="9237" w:type="dxa"/>
             <w:gridSpan w:val="21"/>
             <w:tcBorders>
               <w:top w:val="nil"/>
@@ -2305,7 +2117,7 @@
         </w:trPr>
         <w:tc>
           <w:tcPr>
-            <w:tcW w:w="9794" w:type="dxa"/>
+            <w:tcW w:w="9628" w:type="dxa"/>
             <w:gridSpan w:val="22"/>
             <w:tcBorders>
               <w:top w:val="nil"/>
@@ -2332,7 +2144,7 @@
         </w:trPr>
         <w:tc>
           <w:tcPr>
-            <w:tcW w:w="1634" w:type="dxa"/>
+            <w:tcW w:w="1620" w:type="dxa"/>
             <w:gridSpan w:val="4"/>
             <w:vAlign w:val="center"/>
           </w:tcPr>
@@ -2358,7 +2170,7 @@
         </w:tc>
         <w:tc>
           <w:tcPr>
-            <w:tcW w:w="1624" w:type="dxa"/>
+            <w:tcW w:w="1585" w:type="dxa"/>
             <w:gridSpan w:val="4"/>
             <w:vAlign w:val="center"/>
           </w:tcPr>
@@ -2384,7 +2196,7 @@
         </w:tc>
         <w:tc>
           <w:tcPr>
-            <w:tcW w:w="1710" w:type="dxa"/>
+            <w:tcW w:w="1689" w:type="dxa"/>
             <w:gridSpan w:val="6"/>
             <w:tcBorders>
               <w:right w:val="single" w:sz="12" w:space="0" w:color="auto"/>
@@ -2414,7 +2226,7 @@
         </w:tc>
         <w:tc>
           <w:tcPr>
-            <w:tcW w:w="2413" w:type="dxa"/>
+            <w:tcW w:w="2347" w:type="dxa"/>
             <w:gridSpan w:val="5"/>
             <w:tcBorders>
               <w:top w:val="single" w:sz="12" w:space="0" w:color="auto"/>
@@ -2445,7 +2257,7 @@
         </w:tc>
         <w:tc>
           <w:tcPr>
-            <w:tcW w:w="2413" w:type="dxa"/>
+            <w:tcW w:w="2387" w:type="dxa"/>
             <w:gridSpan w:val="3"/>
             <w:tcBorders>
               <w:top w:val="single" w:sz="12" w:space="0" w:color="auto"/>
@@ -2485,7 +2297,7 @@
         </w:trPr>
         <w:tc>
           <w:tcPr>
-            <w:tcW w:w="1634" w:type="dxa"/>
+            <w:tcW w:w="1620" w:type="dxa"/>
             <w:gridSpan w:val="4"/>
             <w:vAlign w:val="center"/>
           </w:tcPr>
@@ -2510,7 +2322,7 @@
         </w:tc>
         <w:tc>
           <w:tcPr>
-            <w:tcW w:w="1624" w:type="dxa"/>
+            <w:tcW w:w="1585" w:type="dxa"/>
             <w:gridSpan w:val="4"/>
             <w:vAlign w:val="center"/>
           </w:tcPr>
@@ -2535,7 +2347,7 @@
         </w:tc>
         <w:tc>
           <w:tcPr>
-            <w:tcW w:w="1710" w:type="dxa"/>
+            <w:tcW w:w="1689" w:type="dxa"/>
             <w:gridSpan w:val="6"/>
             <w:tcBorders>
               <w:right w:val="single" w:sz="12" w:space="0" w:color="auto"/>
@@ -2563,13 +2375,12 @@
         </w:tc>
         <w:tc>
           <w:tcPr>
-            <w:tcW w:w="2413" w:type="dxa"/>
+            <w:tcW w:w="2347" w:type="dxa"/>
             <w:gridSpan w:val="5"/>
             <w:tcBorders>
               <w:left w:val="single" w:sz="12" w:space="0" w:color="auto"/>
               <w:bottom w:val="single" w:sz="12" w:space="0" w:color="auto"/>
             </w:tcBorders>
-            <w:shd w:val="clear" w:color="auto" w:fill="auto"/>
             <w:vAlign w:val="center"/>
           </w:tcPr>
           <w:p>
@@ -2595,7 +2406,7 @@
         </w:tc>
         <w:tc>
           <w:tcPr>
-            <w:tcW w:w="622" w:type="dxa"/>
+            <w:tcW w:w="611" w:type="dxa"/>
             <w:gridSpan w:val="2"/>
             <w:tcBorders>
               <w:bottom w:val="single" w:sz="12" w:space="0" w:color="auto"/>
@@ -2926,7 +2737,7 @@
         </w:tc>
         <w:tc>
           <w:tcPr>
-            <w:tcW w:w="1791" w:type="dxa"/>
+            <w:tcW w:w="1776" w:type="dxa"/>
             <w:tcBorders>
               <w:left w:val="single" w:sz="4" w:space="0" w:color="auto"/>
               <w:bottom w:val="single" w:sz="12" w:space="0" w:color="auto"/>
@@ -3040,7 +2851,7 @@
         </w:trPr>
         <w:tc>
           <w:tcPr>
-            <w:tcW w:w="9794" w:type="dxa"/>
+            <w:tcW w:w="9628" w:type="dxa"/>
             <w:gridSpan w:val="22"/>
             <w:tcBorders>
               <w:bottom w:val="nil"/>
@@ -3064,7 +2875,7 @@
         </w:tblPrEx>
         <w:tc>
           <w:tcPr>
-            <w:tcW w:w="390" w:type="dxa"/>
+            <w:tcW w:w="391" w:type="dxa"/>
             <w:tcBorders>
               <w:top w:val="single" w:sz="12" w:space="0" w:color="auto"/>
               <w:left w:val="single" w:sz="12" w:space="0" w:color="auto"/>
@@ -3091,7 +2902,7 @@
         </w:tc>
         <w:tc>
           <w:tcPr>
-            <w:tcW w:w="6991" w:type="dxa"/>
+            <w:tcW w:w="6850" w:type="dxa"/>
             <w:gridSpan w:val="18"/>
             <w:tcBorders>
               <w:top w:val="nil"/>
@@ -3119,7 +2930,7 @@
         </w:tc>
         <w:tc>
           <w:tcPr>
-            <w:tcW w:w="2413" w:type="dxa"/>
+            <w:tcW w:w="2387" w:type="dxa"/>
             <w:gridSpan w:val="3"/>
             <w:tcBorders>
               <w:top w:val="single" w:sz="4" w:space="0" w:color="auto"/>
@@ -3286,7 +3097,7 @@
         </w:trPr>
         <w:tc>
           <w:tcPr>
-            <w:tcW w:w="9794" w:type="dxa"/>
+            <w:tcW w:w="9628" w:type="dxa"/>
             <w:gridSpan w:val="22"/>
             <w:tcBorders>
               <w:top w:val="nil"/>
@@ -3313,7 +3124,7 @@
         </w:trPr>
         <w:tc>
           <w:tcPr>
-            <w:tcW w:w="9794" w:type="dxa"/>
+            <w:tcW w:w="9628" w:type="dxa"/>
             <w:gridSpan w:val="22"/>
             <w:tcBorders>
               <w:bottom w:val="nil"/>
@@ -3337,7 +3148,7 @@
         </w:tblPrEx>
         <w:tc>
           <w:tcPr>
-            <w:tcW w:w="390" w:type="dxa"/>
+            <w:tcW w:w="391" w:type="dxa"/>
             <w:tcBorders>
               <w:top w:val="single" w:sz="12" w:space="0" w:color="auto"/>
               <w:left w:val="single" w:sz="12" w:space="0" w:color="auto"/>
@@ -3364,7 +3175,7 @@
         </w:tc>
         <w:tc>
           <w:tcPr>
-            <w:tcW w:w="9404" w:type="dxa"/>
+            <w:tcW w:w="9237" w:type="dxa"/>
             <w:gridSpan w:val="21"/>
             <w:tcBorders>
               <w:top w:val="nil"/>
@@ -3399,7 +3210,7 @@
         </w:trPr>
         <w:tc>
           <w:tcPr>
-            <w:tcW w:w="9794" w:type="dxa"/>
+            <w:tcW w:w="9628" w:type="dxa"/>
             <w:gridSpan w:val="22"/>
             <w:tcBorders>
               <w:top w:val="nil"/>
@@ -3427,7 +3238,7 @@
         </w:trPr>
         <w:tc>
           <w:tcPr>
-            <w:tcW w:w="4897" w:type="dxa"/>
+            <w:tcW w:w="4823" w:type="dxa"/>
             <w:gridSpan w:val="13"/>
             <w:tcBorders>
               <w:right w:val="nil"/>
@@ -4014,7 +3825,7 @@
         </w:tc>
         <w:tc>
           <w:tcPr>
-            <w:tcW w:w="4897" w:type="dxa"/>
+            <w:tcW w:w="4805" w:type="dxa"/>
             <w:gridSpan w:val="9"/>
             <w:tcBorders>
               <w:left w:val="nil"/>
@@ -4363,7 +4174,7 @@
         </w:trPr>
         <w:tc>
           <w:tcPr>
-            <w:tcW w:w="9794" w:type="dxa"/>
+            <w:tcW w:w="9628" w:type="dxa"/>
             <w:gridSpan w:val="22"/>
             <w:tcBorders>
               <w:bottom w:val="nil"/>
@@ -4387,7 +4198,7 @@
         </w:tblPrEx>
         <w:tc>
           <w:tcPr>
-            <w:tcW w:w="390" w:type="dxa"/>
+            <w:tcW w:w="391" w:type="dxa"/>
             <w:tcBorders>
               <w:top w:val="single" w:sz="12" w:space="0" w:color="auto"/>
               <w:left w:val="single" w:sz="12" w:space="0" w:color="auto"/>
@@ -4414,7 +4225,7 @@
         </w:tc>
         <w:tc>
           <w:tcPr>
-            <w:tcW w:w="9404" w:type="dxa"/>
+            <w:tcW w:w="9237" w:type="dxa"/>
             <w:gridSpan w:val="21"/>
             <w:tcBorders>
               <w:top w:val="nil"/>
@@ -4449,7 +4260,7 @@
         </w:trPr>
         <w:tc>
           <w:tcPr>
-            <w:tcW w:w="9794" w:type="dxa"/>
+            <w:tcW w:w="9628" w:type="dxa"/>
             <w:gridSpan w:val="22"/>
             <w:tcBorders>
               <w:top w:val="nil"/>
@@ -4474,9 +4285,8 @@
         </w:tblPrEx>
         <w:tc>
           <w:tcPr>
-            <w:tcW w:w="2235" w:type="dxa"/>
+            <w:tcW w:w="2197" w:type="dxa"/>
             <w:gridSpan w:val="5"/>
-            <w:shd w:val="clear" w:color="auto" w:fill="auto"/>
           </w:tcPr>
           <w:p>
             <w:pPr>
@@ -4501,9 +4311,8 @@
         </w:tc>
         <w:tc>
           <w:tcPr>
-            <w:tcW w:w="1842" w:type="dxa"/>
+            <w:tcW w:w="1824" w:type="dxa"/>
             <w:gridSpan w:val="6"/>
-            <w:shd w:val="clear" w:color="auto" w:fill="auto"/>
           </w:tcPr>
           <w:p>
             <w:pPr>
@@ -4528,9 +4337,8 @@
         </w:tc>
         <w:tc>
           <w:tcPr>
-            <w:tcW w:w="3402" w:type="dxa"/>
+            <w:tcW w:w="3318" w:type="dxa"/>
             <w:gridSpan w:val="9"/>
-            <w:shd w:val="clear" w:color="auto" w:fill="auto"/>
           </w:tcPr>
           <w:p>
             <w:pPr>
@@ -4555,9 +4363,8 @@
         </w:tc>
         <w:tc>
           <w:tcPr>
-            <w:tcW w:w="2315" w:type="dxa"/>
+            <w:tcW w:w="2289" w:type="dxa"/>
             <w:gridSpan w:val="2"/>
-            <w:shd w:val="clear" w:color="auto" w:fill="auto"/>
           </w:tcPr>
           <w:p>
             <w:pPr>
@@ -4587,9 +4394,8 @@
         </w:tblPrEx>
         <w:tc>
           <w:tcPr>
-            <w:tcW w:w="2235" w:type="dxa"/>
+            <w:tcW w:w="2197" w:type="dxa"/>
             <w:gridSpan w:val="5"/>
-            <w:shd w:val="clear" w:color="auto" w:fill="auto"/>
           </w:tcPr>
           <w:p>
             <w:pPr>
@@ -4664,60 +4470,34 @@
                 <w:sz w:val="16"/>
                 <w:szCs w:val="16"/>
               </w:rPr>
-              <w:t xml:space="preserve">Occhiali protettivi ermetici </w:t>
-            </w:r>
-            <w:r>
-              <w:rPr>
-                <w:rFonts w:ascii="Aptos" w:hAnsi="Aptos"/>
-                <w:sz w:val="16"/>
-                <w:szCs w:val="16"/>
-              </w:rPr>
-              <w:t>(</w:t>
-            </w:r>
-            <w:proofErr w:type="spellStart"/>
-            <w:r>
-              <w:rPr>
-                <w:rFonts w:ascii="Aptos" w:hAnsi="Aptos"/>
+              <w:t xml:space="preserve">Occhiali: </w:t>
+            </w:r>
+            <w:r>
+              <w:rPr>
+                <w:rFonts w:ascii="Aptos" w:hAnsi="Aptos"/>
+                <w:b/>
                 <w:i/>
-                <w:sz w:val="16"/>
-                <w:szCs w:val="16"/>
-              </w:rPr>
-              <w:t>rif.</w:t>
-            </w:r>
-            <w:proofErr w:type="spellEnd"/>
-            <w:r>
-              <w:rPr>
-                <w:rFonts w:ascii="Aptos" w:hAnsi="Aptos"/>
-                <w:i/>
-                <w:sz w:val="16"/>
-                <w:szCs w:val="16"/>
-              </w:rPr>
-              <w:t xml:space="preserve"> norma EN 166</w:t>
-            </w:r>
-            <w:r>
-              <w:rPr>
-                <w:rFonts w:ascii="Aptos" w:hAnsi="Aptos"/>
-                <w:sz w:val="16"/>
-                <w:szCs w:val="16"/>
-              </w:rPr>
-              <w:t>)</w:t>
-            </w:r>
-          </w:p>
-          <w:p>
-            <w:pPr>
-              <w:rPr>
-                <w:rFonts w:ascii="Aptos" w:hAnsi="Aptos"/>
-                <w:sz w:val="16"/>
-                <w:szCs w:val="16"/>
-              </w:rPr>
-            </w:pPr>
-          </w:p>
-        </w:tc>
-        <w:tc>
-          <w:tcPr>
-            <w:tcW w:w="1842" w:type="dxa"/>
+                <w:iCs/>
+                <w:sz w:val="16"/>
+                <w:szCs w:val="16"/>
+              </w:rPr>
+              <w:t>UNI EN ISO 16321</w:t>
+            </w:r>
+          </w:p>
+          <w:p>
+            <w:pPr>
+              <w:rPr>
+                <w:rFonts w:ascii="Aptos" w:hAnsi="Aptos"/>
+                <w:sz w:val="16"/>
+                <w:szCs w:val="16"/>
+              </w:rPr>
+            </w:pPr>
+          </w:p>
+        </w:tc>
+        <w:tc>
+          <w:tcPr>
+            <w:tcW w:w="1824" w:type="dxa"/>
             <w:gridSpan w:val="6"/>
-            <w:shd w:val="clear" w:color="auto" w:fill="auto"/>
           </w:tcPr>
           <w:p>
             <w:pPr>
@@ -4834,9 +4614,8 @@
         </w:tc>
         <w:tc>
           <w:tcPr>
-            <w:tcW w:w="3402" w:type="dxa"/>
+            <w:tcW w:w="3318" w:type="dxa"/>
             <w:gridSpan w:val="9"/>
-            <w:shd w:val="clear" w:color="auto" w:fill="auto"/>
           </w:tcPr>
           <w:p>
             <w:pPr>
@@ -5012,54 +4791,106 @@
                 <w:sz w:val="16"/>
                 <w:szCs w:val="16"/>
               </w:rPr>
-              <w:t xml:space="preserve"> </w:t>
-            </w:r>
-            <w:r>
-              <w:rPr>
-                <w:rFonts w:ascii="Aptos" w:hAnsi="Aptos"/>
-                <w:b/>
-                <w:sz w:val="16"/>
-                <w:szCs w:val="16"/>
-              </w:rPr>
-              <w:t xml:space="preserve">Maschera antigas </w:t>
-            </w:r>
-            <w:r>
-              <w:rPr>
-                <w:rFonts w:ascii="Aptos" w:hAnsi="Aptos"/>
-                <w:sz w:val="16"/>
-                <w:szCs w:val="16"/>
-              </w:rPr>
-              <w:t>(</w:t>
-            </w:r>
-            <w:proofErr w:type="spellStart"/>
-            <w:r>
-              <w:rPr>
-                <w:rFonts w:ascii="Aptos" w:hAnsi="Aptos"/>
-                <w:i/>
-                <w:sz w:val="16"/>
-                <w:szCs w:val="16"/>
-              </w:rPr>
-              <w:t>rif.</w:t>
-            </w:r>
-            <w:proofErr w:type="spellEnd"/>
-            <w:r>
-              <w:rPr>
-                <w:rFonts w:ascii="Aptos" w:hAnsi="Aptos"/>
-                <w:i/>
-                <w:sz w:val="16"/>
-                <w:szCs w:val="16"/>
-              </w:rPr>
-              <w:t xml:space="preserve"> norma EN 141</w:t>
-            </w:r>
-            <w:r>
-              <w:rPr>
-                <w:rFonts w:ascii="Aptos" w:hAnsi="Aptos"/>
-                <w:sz w:val="16"/>
-                <w:szCs w:val="16"/>
-              </w:rPr>
-              <w:t>)</w:t>
-            </w:r>
-          </w:p>
+              <w:t xml:space="preserve"> Altro: </w:t>
+            </w:r>
+            <w:r>
+              <w:rPr>
+                <w:rFonts w:ascii="Aptos" w:hAnsi="Aptos"/>
+                <w:sz w:val="16"/>
+                <w:szCs w:val="16"/>
+              </w:rPr>
+              <w:fldChar w:fldCharType="begin">
+                <w:ffData>
+                  <w:name w:val="Testo29"/>
+                  <w:enabled/>
+                  <w:calcOnExit w:val="0"/>
+                  <w:textInput/>
+                </w:ffData>
+              </w:fldChar>
+            </w:r>
+            <w:r>
+              <w:rPr>
+                <w:rFonts w:ascii="Aptos" w:hAnsi="Aptos"/>
+                <w:sz w:val="16"/>
+                <w:szCs w:val="16"/>
+              </w:rPr>
+              <w:instrText xml:space="preserve"> FORMTEXT </w:instrText>
+            </w:r>
+            <w:r>
+              <w:rPr>
+                <w:rFonts w:ascii="Aptos" w:hAnsi="Aptos"/>
+                <w:sz w:val="16"/>
+                <w:szCs w:val="16"/>
+              </w:rPr>
+            </w:r>
+            <w:r>
+              <w:rPr>
+                <w:rFonts w:ascii="Aptos" w:hAnsi="Aptos"/>
+                <w:sz w:val="16"/>
+                <w:szCs w:val="16"/>
+              </w:rPr>
+              <w:fldChar w:fldCharType="separate"/>
+            </w:r>
+            <w:r>
+              <w:rPr>
+                <w:rFonts w:ascii="Aptos" w:hAnsi="Aptos"/>
+                <w:noProof/>
+                <w:sz w:val="16"/>
+                <w:szCs w:val="16"/>
+              </w:rPr>
+              <w:t> </w:t>
+            </w:r>
+            <w:r>
+              <w:rPr>
+                <w:rFonts w:ascii="Aptos" w:hAnsi="Aptos"/>
+                <w:noProof/>
+                <w:sz w:val="16"/>
+                <w:szCs w:val="16"/>
+              </w:rPr>
+              <w:t> </w:t>
+            </w:r>
+            <w:r>
+              <w:rPr>
+                <w:rFonts w:ascii="Aptos" w:hAnsi="Aptos"/>
+                <w:noProof/>
+                <w:sz w:val="16"/>
+                <w:szCs w:val="16"/>
+              </w:rPr>
+              <w:t> </w:t>
+            </w:r>
+            <w:r>
+              <w:rPr>
+                <w:rFonts w:ascii="Aptos" w:hAnsi="Aptos"/>
+                <w:noProof/>
+                <w:sz w:val="16"/>
+                <w:szCs w:val="16"/>
+              </w:rPr>
+              <w:t> </w:t>
+            </w:r>
+            <w:r>
+              <w:rPr>
+                <w:rFonts w:ascii="Aptos" w:hAnsi="Aptos"/>
+                <w:noProof/>
+                <w:sz w:val="16"/>
+                <w:szCs w:val="16"/>
+              </w:rPr>
+              <w:t> </w:t>
+            </w:r>
+            <w:r>
+              <w:rPr>
+                <w:rFonts w:ascii="Aptos" w:hAnsi="Aptos"/>
+                <w:sz w:val="16"/>
+                <w:szCs w:val="16"/>
+              </w:rPr>
+              <w:fldChar w:fldCharType="end"/>
+            </w:r>
+          </w:p>
+        </w:tc>
+        <w:tc>
+          <w:tcPr>
+            <w:tcW w:w="2289" w:type="dxa"/>
+            <w:gridSpan w:val="2"/>
+          </w:tcPr>
           <w:p>
             <w:pPr>
               <w:rPr>
@@ -5132,330 +4963,7 @@
                 <w:sz w:val="16"/>
                 <w:szCs w:val="16"/>
               </w:rPr>
-              <w:t xml:space="preserve">Filtri per maschera </w:t>
-            </w:r>
-            <w:r>
-              <w:rPr>
-                <w:rFonts w:ascii="Aptos" w:hAnsi="Aptos"/>
-                <w:i/>
-                <w:sz w:val="16"/>
-                <w:szCs w:val="16"/>
-              </w:rPr>
-              <w:t>(</w:t>
-            </w:r>
-            <w:proofErr w:type="spellStart"/>
-            <w:r>
-              <w:rPr>
-                <w:rFonts w:ascii="Aptos" w:hAnsi="Aptos"/>
-                <w:i/>
-                <w:sz w:val="16"/>
-                <w:szCs w:val="16"/>
-              </w:rPr>
-              <w:t>rif.</w:t>
-            </w:r>
-            <w:proofErr w:type="spellEnd"/>
-            <w:r>
-              <w:rPr>
-                <w:rFonts w:ascii="Aptos" w:hAnsi="Aptos"/>
-                <w:i/>
-                <w:sz w:val="16"/>
-                <w:szCs w:val="16"/>
-              </w:rPr>
-              <w:t xml:space="preserve"> normativo EN </w:t>
-            </w:r>
-            <w:proofErr w:type="gramStart"/>
-            <w:r>
-              <w:rPr>
-                <w:rFonts w:ascii="Aptos" w:hAnsi="Aptos"/>
-                <w:i/>
-                <w:sz w:val="16"/>
-                <w:szCs w:val="16"/>
-              </w:rPr>
-              <w:t>14387 )</w:t>
-            </w:r>
-            <w:proofErr w:type="gramEnd"/>
-            <w:r>
-              <w:rPr>
-                <w:rFonts w:ascii="Aptos" w:hAnsi="Aptos"/>
-                <w:sz w:val="16"/>
-                <w:szCs w:val="16"/>
-              </w:rPr>
-              <w:t xml:space="preserve">: </w:t>
-            </w:r>
-          </w:p>
-          <w:p>
-            <w:pPr>
-              <w:rPr>
-                <w:rFonts w:ascii="Aptos" w:hAnsi="Aptos"/>
-                <w:sz w:val="16"/>
-                <w:szCs w:val="16"/>
-              </w:rPr>
-            </w:pPr>
-            <w:r>
-              <w:rPr>
-                <w:rFonts w:ascii="Aptos" w:hAnsi="Aptos"/>
-                <w:sz w:val="16"/>
-                <w:szCs w:val="16"/>
-              </w:rPr>
-              <w:fldChar w:fldCharType="begin">
-                <w:ffData>
-                  <w:name w:val=""/>
-                  <w:enabled/>
-                  <w:calcOnExit w:val="0"/>
-                  <w:checkBox>
-                    <w:sizeAuto/>
-                    <w:default w:val="0"/>
-                  </w:checkBox>
-                </w:ffData>
-              </w:fldChar>
-            </w:r>
-            <w:r>
-              <w:rPr>
-                <w:rFonts w:ascii="Aptos" w:hAnsi="Aptos"/>
-                <w:sz w:val="16"/>
-                <w:szCs w:val="16"/>
-              </w:rPr>
-              <w:instrText xml:space="preserve"> FORMCHECKBOX </w:instrText>
-            </w:r>
-            <w:r>
-              <w:rPr>
-                <w:rFonts w:ascii="Aptos" w:hAnsi="Aptos"/>
-                <w:sz w:val="16"/>
-                <w:szCs w:val="16"/>
-              </w:rPr>
-            </w:r>
-            <w:r>
-              <w:rPr>
-                <w:rFonts w:ascii="Aptos" w:hAnsi="Aptos"/>
-                <w:sz w:val="16"/>
-                <w:szCs w:val="16"/>
-              </w:rPr>
-              <w:fldChar w:fldCharType="separate"/>
-            </w:r>
-            <w:r>
-              <w:rPr>
-                <w:rFonts w:ascii="Aptos" w:hAnsi="Aptos"/>
-                <w:sz w:val="16"/>
-                <w:szCs w:val="16"/>
-              </w:rPr>
-              <w:fldChar w:fldCharType="end"/>
-            </w:r>
-            <w:r>
-              <w:rPr>
-                <w:rFonts w:ascii="Aptos" w:hAnsi="Aptos"/>
-                <w:sz w:val="16"/>
-                <w:szCs w:val="16"/>
-              </w:rPr>
-              <w:t xml:space="preserve"> Altro: </w:t>
-            </w:r>
-            <w:r>
-              <w:rPr>
-                <w:rFonts w:ascii="Aptos" w:hAnsi="Aptos"/>
-                <w:sz w:val="16"/>
-                <w:szCs w:val="16"/>
-              </w:rPr>
-              <w:fldChar w:fldCharType="begin">
-                <w:ffData>
-                  <w:name w:val="Testo29"/>
-                  <w:enabled/>
-                  <w:calcOnExit w:val="0"/>
-                  <w:textInput/>
-                </w:ffData>
-              </w:fldChar>
-            </w:r>
-            <w:r>
-              <w:rPr>
-                <w:rFonts w:ascii="Aptos" w:hAnsi="Aptos"/>
-                <w:sz w:val="16"/>
-                <w:szCs w:val="16"/>
-              </w:rPr>
-              <w:instrText xml:space="preserve"> FORMTEXT </w:instrText>
-            </w:r>
-            <w:r>
-              <w:rPr>
-                <w:rFonts w:ascii="Aptos" w:hAnsi="Aptos"/>
-                <w:sz w:val="16"/>
-                <w:szCs w:val="16"/>
-              </w:rPr>
-            </w:r>
-            <w:r>
-              <w:rPr>
-                <w:rFonts w:ascii="Aptos" w:hAnsi="Aptos"/>
-                <w:sz w:val="16"/>
-                <w:szCs w:val="16"/>
-              </w:rPr>
-              <w:fldChar w:fldCharType="separate"/>
-            </w:r>
-            <w:r>
-              <w:rPr>
-                <w:rFonts w:ascii="Aptos" w:hAnsi="Aptos"/>
-                <w:noProof/>
-                <w:sz w:val="16"/>
-                <w:szCs w:val="16"/>
-              </w:rPr>
-              <w:t> </w:t>
-            </w:r>
-            <w:r>
-              <w:rPr>
-                <w:rFonts w:ascii="Aptos" w:hAnsi="Aptos"/>
-                <w:noProof/>
-                <w:sz w:val="16"/>
-                <w:szCs w:val="16"/>
-              </w:rPr>
-              <w:t> </w:t>
-            </w:r>
-            <w:r>
-              <w:rPr>
-                <w:rFonts w:ascii="Aptos" w:hAnsi="Aptos"/>
-                <w:noProof/>
-                <w:sz w:val="16"/>
-                <w:szCs w:val="16"/>
-              </w:rPr>
-              <w:t> </w:t>
-            </w:r>
-            <w:r>
-              <w:rPr>
-                <w:rFonts w:ascii="Aptos" w:hAnsi="Aptos"/>
-                <w:noProof/>
-                <w:sz w:val="16"/>
-                <w:szCs w:val="16"/>
-              </w:rPr>
-              <w:t> </w:t>
-            </w:r>
-            <w:r>
-              <w:rPr>
-                <w:rFonts w:ascii="Aptos" w:hAnsi="Aptos"/>
-                <w:noProof/>
-                <w:sz w:val="16"/>
-                <w:szCs w:val="16"/>
-              </w:rPr>
-              <w:t> </w:t>
-            </w:r>
-            <w:r>
-              <w:rPr>
-                <w:rFonts w:ascii="Aptos" w:hAnsi="Aptos"/>
-                <w:sz w:val="16"/>
-                <w:szCs w:val="16"/>
-              </w:rPr>
-              <w:fldChar w:fldCharType="end"/>
-            </w:r>
-          </w:p>
-        </w:tc>
-        <w:tc>
-          <w:tcPr>
-            <w:tcW w:w="2315" w:type="dxa"/>
-            <w:gridSpan w:val="2"/>
-            <w:shd w:val="clear" w:color="auto" w:fill="auto"/>
-          </w:tcPr>
-          <w:p>
-            <w:pPr>
-              <w:rPr>
-                <w:rFonts w:ascii="Aptos" w:hAnsi="Aptos"/>
-                <w:sz w:val="16"/>
-                <w:szCs w:val="16"/>
-              </w:rPr>
-            </w:pPr>
-            <w:r>
-              <w:rPr>
-                <w:rFonts w:ascii="Aptos" w:hAnsi="Aptos"/>
-                <w:sz w:val="16"/>
-                <w:szCs w:val="16"/>
-              </w:rPr>
-              <w:fldChar w:fldCharType="begin">
-                <w:ffData>
-                  <w:name w:val=""/>
-                  <w:enabled/>
-                  <w:calcOnExit w:val="0"/>
-                  <w:checkBox>
-                    <w:sizeAuto/>
-                    <w:default w:val="0"/>
-                  </w:checkBox>
-                </w:ffData>
-              </w:fldChar>
-            </w:r>
-            <w:r>
-              <w:rPr>
-                <w:rFonts w:ascii="Aptos" w:hAnsi="Aptos"/>
-                <w:sz w:val="16"/>
-                <w:szCs w:val="16"/>
-              </w:rPr>
-              <w:instrText xml:space="preserve"> FORMCHECKBOX </w:instrText>
-            </w:r>
-            <w:r>
-              <w:rPr>
-                <w:rFonts w:ascii="Aptos" w:hAnsi="Aptos"/>
-                <w:sz w:val="16"/>
-                <w:szCs w:val="16"/>
-              </w:rPr>
-            </w:r>
-            <w:r>
-              <w:rPr>
-                <w:rFonts w:ascii="Aptos" w:hAnsi="Aptos"/>
-                <w:sz w:val="16"/>
-                <w:szCs w:val="16"/>
-              </w:rPr>
-              <w:fldChar w:fldCharType="separate"/>
-            </w:r>
-            <w:r>
-              <w:rPr>
-                <w:rFonts w:ascii="Aptos" w:hAnsi="Aptos"/>
-                <w:sz w:val="16"/>
-                <w:szCs w:val="16"/>
-              </w:rPr>
-              <w:fldChar w:fldCharType="end"/>
-            </w:r>
-            <w:r>
-              <w:rPr>
-                <w:rFonts w:ascii="Aptos" w:hAnsi="Aptos"/>
-                <w:sz w:val="16"/>
-                <w:szCs w:val="16"/>
-              </w:rPr>
-              <w:t xml:space="preserve"> </w:t>
-            </w:r>
-            <w:r>
-              <w:rPr>
-                <w:rFonts w:ascii="Aptos" w:hAnsi="Aptos"/>
-                <w:b/>
-                <w:sz w:val="16"/>
-                <w:szCs w:val="16"/>
-              </w:rPr>
-              <w:t xml:space="preserve">Indumenti da lavoro con maniche lunghe e calzature di sicurezza per uso professionale </w:t>
-            </w:r>
-            <w:r>
-              <w:rPr>
-                <w:rFonts w:ascii="Aptos" w:hAnsi="Aptos"/>
-                <w:sz w:val="16"/>
-                <w:szCs w:val="16"/>
-              </w:rPr>
-              <w:t>(</w:t>
-            </w:r>
-            <w:proofErr w:type="spellStart"/>
-            <w:r>
-              <w:rPr>
-                <w:rFonts w:ascii="Aptos" w:hAnsi="Aptos"/>
-                <w:i/>
-                <w:sz w:val="16"/>
-                <w:szCs w:val="16"/>
-              </w:rPr>
-              <w:t>rif.</w:t>
-            </w:r>
-            <w:proofErr w:type="spellEnd"/>
-            <w:r>
-              <w:rPr>
-                <w:rFonts w:ascii="Aptos" w:hAnsi="Aptos"/>
-                <w:i/>
-                <w:sz w:val="16"/>
-                <w:szCs w:val="16"/>
-              </w:rPr>
-              <w:t xml:space="preserve"> norma EN 20344</w:t>
-            </w:r>
-            <w:r>
-              <w:rPr>
-                <w:rFonts w:ascii="Aptos" w:hAnsi="Aptos"/>
-                <w:sz w:val="16"/>
-                <w:szCs w:val="16"/>
-              </w:rPr>
-              <w:t>)</w:t>
+              <w:t xml:space="preserve">Indumenti </w:t>
             </w:r>
           </w:p>
         </w:tc>
@@ -5473,7 +4981,7 @@
 </file>
 
 <file path=word/styles.xml><?xml version="1.0" encoding="utf-8"?>
-<w:styles xmlns:mc="http://schemas.openxmlformats.org/markup-compatibility/2006" xmlns:r="http://schemas.openxmlformats.org/officeDocument/2006/relationships" xmlns:w="http://schemas.openxmlformats.org/wordprocessingml/2006/main" xmlns:w14="http://schemas.microsoft.com/office/word/2010/wordml" xmlns:w15="http://schemas.microsoft.com/office/word/2012/wordml" xmlns:w16cex="http://schemas.microsoft.com/office/word/2018/wordml/cex" xmlns:w16cid="http://schemas.microsoft.com/office/word/2016/wordml/cid" xmlns:w16="http://schemas.microsoft.com/office/word/2018/wordml" xmlns:w16du="http://schemas.microsoft.com/office/word/2023/wordml/word16du" xmlns:w16sdtdh="http://schemas.microsoft.com/office/word/2020/wordml/sdtdatahash" xmlns:w16se="http://schemas.microsoft.com/office/word/2015/wordml/symex" mc:Ignorable="w14 w15 w16se w16cid w16 w16cex w16sdtdh w16du">
+<w:styles xmlns:mc="http://schemas.openxmlformats.org/markup-compatibility/2006" xmlns:r="http://schemas.openxmlformats.org/officeDocument/2006/relationships" xmlns:w="http://schemas.openxmlformats.org/wordprocessingml/2006/main" xmlns:w14="http://schemas.microsoft.com/office/word/2010/wordml" xmlns:w15="http://schemas.microsoft.com/office/word/2012/wordml" xmlns:w16cex="http://schemas.microsoft.com/office/word/2018/wordml/cex" xmlns:w16cid="http://schemas.microsoft.com/office/word/2016/wordml/cid" xmlns:w16="http://schemas.microsoft.com/office/word/2018/wordml" xmlns:w16du="http://schemas.microsoft.com/office/word/2023/wordml/word16du" xmlns:w16sdtdh="http://schemas.microsoft.com/office/word/2020/wordml/sdtdatahash" xmlns:w16sdtfl="http://schemas.microsoft.com/office/word/2024/wordml/sdtformatlock" xmlns:w16se="http://schemas.microsoft.com/office/word/2015/wordml/symex" mc:Ignorable="w14 w15 w16se w16cid w16 w16cex w16sdtdh w16sdtfl w16du">
   <w:docDefaults>
     <w:rPrDefault>
       <w:rPr>
@@ -5879,7 +5387,6 @@
   <w:style w:type="character" w:default="1" w:styleId="Carpredefinitoparagrafo">
     <w:name w:val="Default Paragraph Font"/>
     <w:uiPriority w:val="1"/>
-    <w:semiHidden/>
     <w:unhideWhenUsed/>
   </w:style>
   <w:style w:type="table" w:default="1" w:styleId="Tabellanormale">
